--- a/lagal docs/new docs/myauto_terms_of_use_ru_firebase_updated.docx
+++ b/lagal docs/new docs/myauto_terms_of_use_ru_firebase_updated.docx
@@ -27,7 +27,7 @@
     </w:p>
     <w:p>
       <w:r>
-        <w:t>Настоящие Условия использования («Условия») регулируют использование мобильного приложения «Мой авто» («Приложение»), разработанного Зотовым Игорем Алексеевичем («Разработчик», «мы»).</w:t>
+        <w:t>Настоящие Условия использования («Условия») регулируют использование мобильного приложения «Мой авто» («Приложение»), разработанного Равилем Новрузовым (Ravil Novruzov) («Разработчик», «мы»).</w:t>
       </w:r>
     </w:p>
     <w:p>
@@ -407,7 +407,7 @@
     </w:p>
     <w:p>
       <w:r>
-        <w:t>Разработчик: Зотов Игорь Алексеевич.</w:t>
+        <w:t>Разработчик: Равиль Новрузов (Ravil Novruzov).</w:t>
       </w:r>
     </w:p>
     <w:sectPr>
